--- a/startup-gruender/assets/startup-gruender-werkstatt.docx
+++ b/startup-gruender/assets/startup-gruender-werkstatt.docx
@@ -1027,7 +1027,7 @@
             <w:color w:val="1F4E79"/>
             <w:u w:val="single"/>
           </w:rPr>
-          <w:t>BGH, Urteil vom 10.02.2026 – II ZR 71/24, Rn. 18–21, 31, 40, 47, 55, 58, 67–68</w:t>
+          <w:t>BGH, Urteil vom 10.02.2026 – II ZR 71/24, Rn. 18–21, 31, 40, 47, 55, 58, 67</w:t>
         </w:r>
       </w:hyperlink>
       <w:r>
